--- a/backend-exhibits/Google Chat to Microsoft Teams (1).docx
+++ b/backend-exhibits/Google Chat to Microsoft Teams (1).docx
@@ -222,15 +222,15 @@
               <w:spacing w:before="61"/>
               <w:ind w:left="73"/>
               <w:rPr>
-                <w:rFonts w:ascii="Arial MT"/>
-                <w:sz w:val="19"/>
-              </w:rPr>
-            </w:pPr>
-            <w:r>
-              <w:rPr>
-                <w:rFonts w:ascii="Arial MT"/>
-                <w:spacing w:val="-5"/>
-                <w:sz w:val="19"/>
+                <w:rFonts w:ascii="Arial" w:hAnsi="Arial" w:cs="Arial" w:eastAsia="Arial"/>
+                <w:sz w:val="21"/>
+              </w:rPr>
+            </w:pPr>
+            <w:r>
+              <w:rPr>
+                <w:rFonts w:ascii="Arial" w:hAnsi="Arial" w:cs="Arial" w:eastAsia="Arial"/>
+                <w:spacing w:val="-5"/>
+                <w:sz w:val="21"/>
               </w:rPr>
               <w:t>Yes</w:t>
             </w:r>
@@ -280,15 +280,15 @@
               <w:spacing w:before="61"/>
               <w:ind w:left="73"/>
               <w:rPr>
-                <w:rFonts w:ascii="Arial MT"/>
-                <w:sz w:val="19"/>
-              </w:rPr>
-            </w:pPr>
-            <w:r>
-              <w:rPr>
-                <w:rFonts w:ascii="Arial MT"/>
-                <w:spacing w:val="-5"/>
-                <w:sz w:val="19"/>
+                <w:rFonts w:ascii="Arial" w:hAnsi="Arial" w:cs="Arial" w:eastAsia="Arial"/>
+                <w:sz w:val="21"/>
+              </w:rPr>
+            </w:pPr>
+            <w:r>
+              <w:rPr>
+                <w:rFonts w:ascii="Arial" w:hAnsi="Arial" w:cs="Arial" w:eastAsia="Arial"/>
+                <w:spacing w:val="-5"/>
+                <w:sz w:val="21"/>
               </w:rPr>
               <w:t>Yes</w:t>
             </w:r>
@@ -338,15 +338,15 @@
               <w:spacing w:before="61"/>
               <w:ind w:left="73"/>
               <w:rPr>
-                <w:rFonts w:ascii="Arial MT"/>
-                <w:sz w:val="19"/>
-              </w:rPr>
-            </w:pPr>
-            <w:r>
-              <w:rPr>
-                <w:rFonts w:ascii="Arial MT"/>
-                <w:spacing w:val="-5"/>
-                <w:sz w:val="19"/>
+                <w:rFonts w:ascii="Arial" w:hAnsi="Arial" w:cs="Arial" w:eastAsia="Arial"/>
+                <w:sz w:val="21"/>
+              </w:rPr>
+            </w:pPr>
+            <w:r>
+              <w:rPr>
+                <w:rFonts w:ascii="Arial" w:hAnsi="Arial" w:cs="Arial" w:eastAsia="Arial"/>
+                <w:spacing w:val="-5"/>
+                <w:sz w:val="21"/>
               </w:rPr>
               <w:t>Yes</w:t>
             </w:r>
@@ -396,15 +396,15 @@
               <w:spacing w:before="61"/>
               <w:ind w:left="73"/>
               <w:rPr>
-                <w:rFonts w:ascii="Arial MT"/>
-                <w:sz w:val="19"/>
-              </w:rPr>
-            </w:pPr>
-            <w:r>
-              <w:rPr>
-                <w:rFonts w:ascii="Arial MT"/>
-                <w:spacing w:val="-5"/>
-                <w:sz w:val="19"/>
+                <w:rFonts w:ascii="Arial" w:hAnsi="Arial" w:cs="Arial" w:eastAsia="Arial"/>
+                <w:sz w:val="21"/>
+              </w:rPr>
+            </w:pPr>
+            <w:r>
+              <w:rPr>
+                <w:rFonts w:ascii="Arial" w:hAnsi="Arial" w:cs="Arial" w:eastAsia="Arial"/>
+                <w:spacing w:val="-5"/>
+                <w:sz w:val="21"/>
               </w:rPr>
               <w:t>Yes</w:t>
             </w:r>
@@ -454,15 +454,15 @@
               <w:spacing w:before="61"/>
               <w:ind w:left="73"/>
               <w:rPr>
-                <w:rFonts w:ascii="Arial MT"/>
-                <w:sz w:val="19"/>
-              </w:rPr>
-            </w:pPr>
-            <w:r>
-              <w:rPr>
-                <w:rFonts w:ascii="Arial MT"/>
-                <w:spacing w:val="-5"/>
-                <w:sz w:val="19"/>
+                <w:rFonts w:ascii="Arial" w:hAnsi="Arial" w:cs="Arial" w:eastAsia="Arial"/>
+                <w:sz w:val="21"/>
+              </w:rPr>
+            </w:pPr>
+            <w:r>
+              <w:rPr>
+                <w:rFonts w:ascii="Arial" w:hAnsi="Arial" w:cs="Arial" w:eastAsia="Arial"/>
+                <w:spacing w:val="-5"/>
+                <w:sz w:val="21"/>
               </w:rPr>
               <w:t>Yes</w:t>
             </w:r>
@@ -512,15 +512,15 @@
               <w:spacing w:before="61"/>
               <w:ind w:left="73"/>
               <w:rPr>
-                <w:rFonts w:ascii="Arial MT"/>
-                <w:sz w:val="19"/>
-              </w:rPr>
-            </w:pPr>
-            <w:r>
-              <w:rPr>
-                <w:rFonts w:ascii="Arial MT"/>
-                <w:spacing w:val="-5"/>
-                <w:sz w:val="19"/>
+                <w:rFonts w:ascii="Arial" w:hAnsi="Arial" w:cs="Arial" w:eastAsia="Arial"/>
+                <w:sz w:val="21"/>
+              </w:rPr>
+            </w:pPr>
+            <w:r>
+              <w:rPr>
+                <w:rFonts w:ascii="Arial" w:hAnsi="Arial" w:cs="Arial" w:eastAsia="Arial"/>
+                <w:spacing w:val="-5"/>
+                <w:sz w:val="21"/>
               </w:rPr>
               <w:t>Yes</w:t>
             </w:r>
@@ -570,15 +570,15 @@
               <w:spacing w:before="61"/>
               <w:ind w:left="73"/>
               <w:rPr>
-                <w:rFonts w:ascii="Arial MT"/>
-                <w:sz w:val="19"/>
-              </w:rPr>
-            </w:pPr>
-            <w:r>
-              <w:rPr>
-                <w:rFonts w:ascii="Arial MT"/>
-                <w:spacing w:val="-5"/>
-                <w:sz w:val="19"/>
+                <w:rFonts w:ascii="Arial" w:hAnsi="Arial" w:cs="Arial" w:eastAsia="Arial"/>
+                <w:sz w:val="21"/>
+              </w:rPr>
+            </w:pPr>
+            <w:r>
+              <w:rPr>
+                <w:rFonts w:ascii="Arial" w:hAnsi="Arial" w:cs="Arial" w:eastAsia="Arial"/>
+                <w:spacing w:val="-5"/>
+                <w:sz w:val="21"/>
               </w:rPr>
               <w:t>Yes</w:t>
             </w:r>
@@ -621,15 +621,15 @@
               <w:spacing w:before="61"/>
               <w:ind w:left="73"/>
               <w:rPr>
-                <w:rFonts w:ascii="Arial MT"/>
-                <w:sz w:val="19"/>
-              </w:rPr>
-            </w:pPr>
-            <w:r>
-              <w:rPr>
-                <w:rFonts w:ascii="Arial MT"/>
-                <w:spacing w:val="-5"/>
-                <w:sz w:val="19"/>
+                <w:rFonts w:ascii="Arial" w:hAnsi="Arial" w:cs="Arial" w:eastAsia="Arial"/>
+                <w:sz w:val="21"/>
+              </w:rPr>
+            </w:pPr>
+            <w:r>
+              <w:rPr>
+                <w:rFonts w:ascii="Arial" w:hAnsi="Arial" w:cs="Arial" w:eastAsia="Arial"/>
+                <w:spacing w:val="-5"/>
+                <w:sz w:val="21"/>
               </w:rPr>
               <w:t>Yes</w:t>
             </w:r>
@@ -672,15 +672,15 @@
               <w:spacing w:before="61"/>
               <w:ind w:left="73"/>
               <w:rPr>
-                <w:rFonts w:ascii="Arial MT"/>
-                <w:sz w:val="19"/>
-              </w:rPr>
-            </w:pPr>
-            <w:r>
-              <w:rPr>
-                <w:rFonts w:ascii="Arial MT"/>
-                <w:spacing w:val="-5"/>
-                <w:sz w:val="19"/>
+                <w:rFonts w:ascii="Arial" w:hAnsi="Arial" w:cs="Arial" w:eastAsia="Arial"/>
+                <w:sz w:val="21"/>
+              </w:rPr>
+            </w:pPr>
+            <w:r>
+              <w:rPr>
+                <w:rFonts w:ascii="Arial" w:hAnsi="Arial" w:cs="Arial" w:eastAsia="Arial"/>
+                <w:spacing w:val="-5"/>
+                <w:sz w:val="21"/>
               </w:rPr>
               <w:t>Yes</w:t>
             </w:r>
@@ -730,15 +730,15 @@
               <w:spacing w:before="61"/>
               <w:ind w:left="73"/>
               <w:rPr>
-                <w:rFonts w:ascii="Arial MT"/>
-                <w:sz w:val="19"/>
-              </w:rPr>
-            </w:pPr>
-            <w:r>
-              <w:rPr>
-                <w:rFonts w:ascii="Arial MT"/>
-                <w:spacing w:val="-5"/>
-                <w:sz w:val="19"/>
+                <w:rFonts w:ascii="Arial" w:hAnsi="Arial" w:cs="Arial" w:eastAsia="Arial"/>
+                <w:sz w:val="21"/>
+              </w:rPr>
+            </w:pPr>
+            <w:r>
+              <w:rPr>
+                <w:rFonts w:ascii="Arial" w:hAnsi="Arial" w:cs="Arial" w:eastAsia="Arial"/>
+                <w:spacing w:val="-5"/>
+                <w:sz w:val="21"/>
               </w:rPr>
               <w:t>Yes</w:t>
             </w:r>
@@ -797,135 +797,135 @@
               <w:spacing w:before="61"/>
               <w:ind w:left="73"/>
               <w:rPr>
-                <w:rFonts w:ascii="Arial MT"/>
-                <w:sz w:val="19"/>
-              </w:rPr>
-            </w:pPr>
-            <w:r>
-              <w:rPr>
-                <w:rFonts w:ascii="Arial MT"/>
-                <w:sz w:val="19"/>
+                <w:rFonts w:ascii="Arial" w:hAnsi="Arial" w:cs="Arial" w:eastAsia="Arial"/>
+                <w:sz w:val="21"/>
+              </w:rPr>
+            </w:pPr>
+            <w:r>
+              <w:rPr>
+                <w:rFonts w:ascii="Arial" w:hAnsi="Arial" w:cs="Arial" w:eastAsia="Arial"/>
+                <w:sz w:val="21"/>
               </w:rPr>
               <w:t>Yes(Underline</w:t>
             </w:r>
             <w:r>
               <w:rPr>
-                <w:rFonts w:ascii="Arial MT"/>
+                <w:rFonts w:ascii="Arial" w:hAnsi="Arial" w:cs="Arial" w:eastAsia="Arial"/>
                 <w:spacing w:val="8"/>
-                <w:sz w:val="19"/>
-              </w:rPr>
-              <w:t> </w:t>
-            </w:r>
-            <w:r>
-              <w:rPr>
-                <w:rFonts w:ascii="Arial MT"/>
-                <w:sz w:val="19"/>
+                <w:sz w:val="21"/>
+              </w:rPr>
+              <w:t> </w:t>
+            </w:r>
+            <w:r>
+              <w:rPr>
+                <w:rFonts w:ascii="Arial" w:hAnsi="Arial" w:cs="Arial" w:eastAsia="Arial"/>
+                <w:sz w:val="21"/>
               </w:rPr>
               <w:t>&amp;</w:t>
             </w:r>
             <w:r>
               <w:rPr>
-                <w:rFonts w:ascii="Arial MT"/>
+                <w:rFonts w:ascii="Arial" w:hAnsi="Arial" w:cs="Arial" w:eastAsia="Arial"/>
                 <w:spacing w:val="9"/>
-                <w:sz w:val="19"/>
-              </w:rPr>
-              <w:t> </w:t>
-            </w:r>
-            <w:r>
-              <w:rPr>
-                <w:rFonts w:ascii="Arial MT"/>
-                <w:sz w:val="19"/>
+                <w:sz w:val="21"/>
+              </w:rPr>
+              <w:t> </w:t>
+            </w:r>
+            <w:r>
+              <w:rPr>
+                <w:rFonts w:ascii="Arial" w:hAnsi="Arial" w:cs="Arial" w:eastAsia="Arial"/>
+                <w:sz w:val="21"/>
               </w:rPr>
               <w:t>Colured</w:t>
             </w:r>
             <w:r>
               <w:rPr>
-                <w:rFonts w:ascii="Arial MT"/>
+                <w:rFonts w:ascii="Arial" w:hAnsi="Arial" w:cs="Arial" w:eastAsia="Arial"/>
                 <w:spacing w:val="9"/>
-                <w:sz w:val="19"/>
-              </w:rPr>
-              <w:t> </w:t>
-            </w:r>
-            <w:r>
-              <w:rPr>
-                <w:rFonts w:ascii="Arial MT"/>
-                <w:sz w:val="19"/>
+                <w:sz w:val="21"/>
+              </w:rPr>
+              <w:t> </w:t>
+            </w:r>
+            <w:r>
+              <w:rPr>
+                <w:rFonts w:ascii="Arial" w:hAnsi="Arial" w:cs="Arial" w:eastAsia="Arial"/>
+                <w:sz w:val="21"/>
               </w:rPr>
               <w:t>text</w:t>
             </w:r>
             <w:r>
               <w:rPr>
-                <w:rFonts w:ascii="Arial MT"/>
+                <w:rFonts w:ascii="Arial" w:hAnsi="Arial" w:cs="Arial" w:eastAsia="Arial"/>
                 <w:spacing w:val="8"/>
-                <w:sz w:val="19"/>
-              </w:rPr>
-              <w:t> </w:t>
-            </w:r>
-            <w:r>
-              <w:rPr>
-                <w:rFonts w:ascii="Arial MT"/>
-                <w:sz w:val="19"/>
+                <w:sz w:val="21"/>
+              </w:rPr>
+              <w:t> </w:t>
+            </w:r>
+            <w:r>
+              <w:rPr>
+                <w:rFonts w:ascii="Arial" w:hAnsi="Arial" w:cs="Arial" w:eastAsia="Arial"/>
+                <w:sz w:val="21"/>
               </w:rPr>
               <w:t>will</w:t>
             </w:r>
             <w:r>
               <w:rPr>
-                <w:rFonts w:ascii="Arial MT"/>
+                <w:rFonts w:ascii="Arial" w:hAnsi="Arial" w:cs="Arial" w:eastAsia="Arial"/>
                 <w:spacing w:val="9"/>
-                <w:sz w:val="19"/>
-              </w:rPr>
-              <w:t> </w:t>
-            </w:r>
-            <w:r>
-              <w:rPr>
-                <w:rFonts w:ascii="Arial MT"/>
-                <w:sz w:val="19"/>
+                <w:sz w:val="21"/>
+              </w:rPr>
+              <w:t> </w:t>
+            </w:r>
+            <w:r>
+              <w:rPr>
+                <w:rFonts w:ascii="Arial" w:hAnsi="Arial" w:cs="Arial" w:eastAsia="Arial"/>
+                <w:sz w:val="21"/>
               </w:rPr>
               <w:t>migrate</w:t>
             </w:r>
             <w:r>
               <w:rPr>
-                <w:rFonts w:ascii="Arial MT"/>
+                <w:rFonts w:ascii="Arial" w:hAnsi="Arial" w:cs="Arial" w:eastAsia="Arial"/>
                 <w:spacing w:val="9"/>
-                <w:sz w:val="19"/>
-              </w:rPr>
-              <w:t> </w:t>
-            </w:r>
-            <w:r>
-              <w:rPr>
-                <w:rFonts w:ascii="Arial MT"/>
-                <w:sz w:val="19"/>
+                <w:sz w:val="21"/>
+              </w:rPr>
+              <w:t> </w:t>
+            </w:r>
+            <w:r>
+              <w:rPr>
+                <w:rFonts w:ascii="Arial" w:hAnsi="Arial" w:cs="Arial" w:eastAsia="Arial"/>
+                <w:sz w:val="21"/>
               </w:rPr>
               <w:t>as</w:t>
             </w:r>
             <w:r>
               <w:rPr>
-                <w:rFonts w:ascii="Arial MT"/>
+                <w:rFonts w:ascii="Arial" w:hAnsi="Arial" w:cs="Arial" w:eastAsia="Arial"/>
                 <w:spacing w:val="8"/>
-                <w:sz w:val="19"/>
-              </w:rPr>
-              <w:t> </w:t>
-            </w:r>
-            <w:r>
-              <w:rPr>
-                <w:rFonts w:ascii="Arial MT"/>
-                <w:sz w:val="19"/>
+                <w:sz w:val="21"/>
+              </w:rPr>
+              <w:t> </w:t>
+            </w:r>
+            <w:r>
+              <w:rPr>
+                <w:rFonts w:ascii="Arial" w:hAnsi="Arial" w:cs="Arial" w:eastAsia="Arial"/>
+                <w:sz w:val="21"/>
               </w:rPr>
               <w:t>normal</w:t>
             </w:r>
             <w:r>
               <w:rPr>
-                <w:rFonts w:ascii="Arial MT"/>
+                <w:rFonts w:ascii="Arial" w:hAnsi="Arial" w:cs="Arial" w:eastAsia="Arial"/>
                 <w:spacing w:val="9"/>
-                <w:sz w:val="19"/>
-              </w:rPr>
-              <w:t> </w:t>
-            </w:r>
-            <w:r>
-              <w:rPr>
-                <w:rFonts w:ascii="Arial MT"/>
-                <w:spacing w:val="-2"/>
-                <w:sz w:val="19"/>
+                <w:sz w:val="21"/>
+              </w:rPr>
+              <w:t> </w:t>
+            </w:r>
+            <w:r>
+              <w:rPr>
+                <w:rFonts w:ascii="Arial" w:hAnsi="Arial" w:cs="Arial" w:eastAsia="Arial"/>
+                <w:spacing w:val="-2"/>
+                <w:sz w:val="21"/>
               </w:rPr>
               <w:t>text)</w:t>
             </w:r>
@@ -968,15 +968,15 @@
               <w:spacing w:before="61"/>
               <w:ind w:left="73"/>
               <w:rPr>
-                <w:rFonts w:ascii="Arial MT"/>
-                <w:sz w:val="19"/>
-              </w:rPr>
-            </w:pPr>
-            <w:r>
-              <w:rPr>
-                <w:rFonts w:ascii="Arial MT"/>
-                <w:spacing w:val="-5"/>
-                <w:sz w:val="19"/>
+                <w:rFonts w:ascii="Arial" w:hAnsi="Arial" w:cs="Arial" w:eastAsia="Arial"/>
+                <w:sz w:val="21"/>
+              </w:rPr>
+            </w:pPr>
+            <w:r>
+              <w:rPr>
+                <w:rFonts w:ascii="Arial" w:hAnsi="Arial" w:cs="Arial" w:eastAsia="Arial"/>
+                <w:spacing w:val="-5"/>
+                <w:sz w:val="21"/>
               </w:rPr>
               <w:t>Yes</w:t>
             </w:r>
@@ -1103,15 +1103,15 @@
               <w:spacing w:before="61"/>
               <w:ind w:left="73"/>
               <w:rPr>
-                <w:rFonts w:ascii="Arial MT"/>
-                <w:sz w:val="19"/>
-              </w:rPr>
-            </w:pPr>
-            <w:r>
-              <w:rPr>
-                <w:rFonts w:ascii="Arial MT"/>
-                <w:spacing w:val="-5"/>
-                <w:sz w:val="19"/>
+                <w:rFonts w:ascii="Arial" w:hAnsi="Arial" w:cs="Arial" w:eastAsia="Arial"/>
+                <w:sz w:val="21"/>
+              </w:rPr>
+            </w:pPr>
+            <w:r>
+              <w:rPr>
+                <w:rFonts w:ascii="Arial" w:hAnsi="Arial" w:cs="Arial" w:eastAsia="Arial"/>
+                <w:spacing w:val="-5"/>
+                <w:sz w:val="21"/>
               </w:rPr>
               <w:t>Yes</w:t>
             </w:r>
@@ -1161,15 +1161,15 @@
               <w:spacing w:before="61"/>
               <w:ind w:left="73"/>
               <w:rPr>
-                <w:rFonts w:ascii="Arial MT"/>
-                <w:sz w:val="19"/>
-              </w:rPr>
-            </w:pPr>
-            <w:r>
-              <w:rPr>
-                <w:rFonts w:ascii="Arial MT"/>
-                <w:spacing w:val="-5"/>
-                <w:sz w:val="19"/>
+                <w:rFonts w:ascii="Arial" w:hAnsi="Arial" w:cs="Arial" w:eastAsia="Arial"/>
+                <w:sz w:val="21"/>
+              </w:rPr>
+            </w:pPr>
+            <w:r>
+              <w:rPr>
+                <w:rFonts w:ascii="Arial" w:hAnsi="Arial" w:cs="Arial" w:eastAsia="Arial"/>
+                <w:spacing w:val="-5"/>
+                <w:sz w:val="21"/>
               </w:rPr>
               <w:t>Yes</w:t>
             </w:r>
@@ -1219,15 +1219,15 @@
               <w:spacing w:before="61"/>
               <w:ind w:left="73"/>
               <w:rPr>
-                <w:rFonts w:ascii="Arial MT"/>
-                <w:sz w:val="19"/>
-              </w:rPr>
-            </w:pPr>
-            <w:r>
-              <w:rPr>
-                <w:rFonts w:ascii="Arial MT"/>
-                <w:spacing w:val="-5"/>
-                <w:sz w:val="19"/>
+                <w:rFonts w:ascii="Arial" w:hAnsi="Arial" w:cs="Arial" w:eastAsia="Arial"/>
+                <w:sz w:val="21"/>
+              </w:rPr>
+            </w:pPr>
+            <w:r>
+              <w:rPr>
+                <w:rFonts w:ascii="Arial" w:hAnsi="Arial" w:cs="Arial" w:eastAsia="Arial"/>
+                <w:spacing w:val="-5"/>
+                <w:sz w:val="21"/>
               </w:rPr>
               <w:t>Yes</w:t>
             </w:r>
@@ -1285,15 +1285,15 @@
               <w:spacing w:before="61"/>
               <w:ind w:left="73"/>
               <w:rPr>
-                <w:rFonts w:ascii="Arial MT"/>
-                <w:sz w:val="19"/>
-              </w:rPr>
-            </w:pPr>
-            <w:r>
-              <w:rPr>
-                <w:rFonts w:ascii="Arial MT"/>
-                <w:spacing w:val="-5"/>
-                <w:sz w:val="19"/>
+                <w:rFonts w:ascii="Arial" w:hAnsi="Arial" w:cs="Arial" w:eastAsia="Arial"/>
+                <w:sz w:val="21"/>
+              </w:rPr>
+            </w:pPr>
+            <w:r>
+              <w:rPr>
+                <w:rFonts w:ascii="Arial" w:hAnsi="Arial" w:cs="Arial" w:eastAsia="Arial"/>
+                <w:spacing w:val="-5"/>
+                <w:sz w:val="21"/>
               </w:rPr>
               <w:t>Yes</w:t>
             </w:r>
@@ -1343,15 +1343,15 @@
               <w:spacing w:before="61"/>
               <w:ind w:left="73"/>
               <w:rPr>
-                <w:rFonts w:ascii="Arial MT"/>
-                <w:sz w:val="19"/>
-              </w:rPr>
-            </w:pPr>
-            <w:r>
-              <w:rPr>
-                <w:rFonts w:ascii="Arial MT"/>
-                <w:spacing w:val="-5"/>
-                <w:sz w:val="19"/>
+                <w:rFonts w:ascii="Arial" w:hAnsi="Arial" w:cs="Arial" w:eastAsia="Arial"/>
+                <w:sz w:val="21"/>
+              </w:rPr>
+            </w:pPr>
+            <w:r>
+              <w:rPr>
+                <w:rFonts w:ascii="Arial" w:hAnsi="Arial" w:cs="Arial" w:eastAsia="Arial"/>
+                <w:spacing w:val="-5"/>
+                <w:sz w:val="21"/>
               </w:rPr>
               <w:t>Yes</w:t>
             </w:r>
@@ -1394,15 +1394,15 @@
               <w:spacing w:before="61"/>
               <w:ind w:left="73"/>
               <w:rPr>
-                <w:rFonts w:ascii="Arial MT"/>
-                <w:sz w:val="19"/>
-              </w:rPr>
-            </w:pPr>
-            <w:r>
-              <w:rPr>
-                <w:rFonts w:ascii="Arial MT"/>
-                <w:spacing w:val="-5"/>
-                <w:sz w:val="19"/>
+                <w:rFonts w:ascii="Arial" w:hAnsi="Arial" w:cs="Arial" w:eastAsia="Arial"/>
+                <w:sz w:val="21"/>
+              </w:rPr>
+            </w:pPr>
+            <w:r>
+              <w:rPr>
+                <w:rFonts w:ascii="Arial" w:hAnsi="Arial" w:cs="Arial" w:eastAsia="Arial"/>
+                <w:spacing w:val="-5"/>
+                <w:sz w:val="21"/>
               </w:rPr>
               <w:t>Yes</w:t>
             </w:r>
@@ -1424,9 +1424,9 @@
   <w:docDefaults>
     <w:rPrDefault>
       <w:rPr>
-        <w:rFonts w:cstheme="minorBidi" w:hAnsiTheme="minorHAnsi" w:eastAsiaTheme="minorHAnsi" w:asciiTheme="minorHAnsi"/>
-        <w:sz w:val="22"/>
-        <w:szCs w:val="22"/>
+        <w:rFonts w:ascii="Arial" w:hAnsi="Arial" w:cs="Arial" w:eastAsia="Arial"/>
+        <w:sz w:val="21"/>
+        <w:szCs w:val="21"/>
         <w:lang w:val="en-US" w:bidi="ar-SA" w:eastAsia="en-US"/>
       </w:rPr>
     </w:rPrDefault>
@@ -1498,7 +1498,7 @@
       <w:ind w:left="67"/>
     </w:pPr>
     <w:rPr>
-      <w:rFonts w:ascii="Arial" w:hAnsi="Arial" w:eastAsia="Arial" w:cs="Arial"/>
+      <w:rFonts w:ascii="Arial" w:hAnsi="Arial" w:cs="Arial" w:eastAsia="Arial"/>
       <w:lang w:val="en-US" w:eastAsia="en-US" w:bidi="ar-SA"/>
     </w:rPr>
   </w:style>

--- a/backend-exhibits/Google Chat to Microsoft Teams (1).docx
+++ b/backend-exhibits/Google Chat to Microsoft Teams (1).docx
@@ -61,7 +61,7 @@
                 <w:spacing w:val="-6"/>
                 <w:sz w:val="21"/>
               </w:rPr>
-              <w:t> </w:t>
+              <w:t xml:space="preserve"> </w:t>
             </w:r>
             <w:r>
               <w:rPr>
@@ -76,7 +76,7 @@
                 <w:spacing w:val="-5"/>
                 <w:sz w:val="21"/>
               </w:rPr>
-              <w:t> </w:t>
+              <w:t xml:space="preserve"> </w:t>
             </w:r>
             <w:r>
               <w:rPr>
@@ -91,7 +91,7 @@
                 <w:spacing w:val="-5"/>
                 <w:sz w:val="21"/>
               </w:rPr>
-              <w:t> </w:t>
+              <w:t xml:space="preserve"> </w:t>
             </w:r>
             <w:r>
               <w:rPr>
@@ -106,7 +106,7 @@
                 <w:spacing w:val="-5"/>
                 <w:sz w:val="21"/>
               </w:rPr>
-              <w:t> </w:t>
+              <w:t xml:space="preserve"> </w:t>
             </w:r>
             <w:r>
               <w:rPr>
@@ -121,7 +121,7 @@
                 <w:spacing w:val="-5"/>
                 <w:sz w:val="21"/>
               </w:rPr>
-              <w:t> </w:t>
+              <w:t xml:space="preserve"> </w:t>
             </w:r>
             <w:r>
               <w:rPr>
@@ -136,7 +136,7 @@
                 <w:spacing w:val="-5"/>
                 <w:sz w:val="21"/>
               </w:rPr>
-              <w:t> </w:t>
+              <w:t xml:space="preserve"> </w:t>
             </w:r>
             <w:r>
               <w:rPr>
@@ -151,7 +151,7 @@
                 <w:spacing w:val="-5"/>
                 <w:sz w:val="21"/>
               </w:rPr>
-              <w:t> </w:t>
+              <w:t xml:space="preserve"> </w:t>
             </w:r>
             <w:r>
               <w:rPr>
@@ -193,7 +193,7 @@
                 <w:spacing w:val="-2"/>
                 <w:sz w:val="21"/>
               </w:rPr>
-              <w:t> </w:t>
+              <w:t xml:space="preserve"> </w:t>
             </w:r>
             <w:r>
               <w:rPr>
@@ -490,7 +490,7 @@
                 <w:b/>
                 <w:sz w:val="21"/>
               </w:rPr>
-              <w:t>Goup </w:t>
+              <w:t>Group </w:t>
             </w:r>
             <w:r>
               <w:rPr>
@@ -775,15 +775,15 @@
                 <w:spacing w:val="-8"/>
                 <w:sz w:val="21"/>
               </w:rPr>
-              <w:t> </w:t>
-            </w:r>
-            <w:r>
-              <w:rPr>
-                <w:b/>
-                <w:spacing w:val="-2"/>
-                <w:sz w:val="21"/>
-              </w:rPr>
-              <w:t>Formates</w:t>
+              <w:t xml:space="preserve"> </w:t>
+            </w:r>
+            <w:r>
+              <w:rPr>
+                <w:b/>
+                <w:spacing w:val="-2"/>
+                <w:sz w:val="21"/>
+              </w:rPr>
+              <w:t>Formats</w:t>
             </w:r>
           </w:p>
         </w:tc>
@@ -814,7 +814,7 @@
                 <w:spacing w:val="8"/>
                 <w:sz w:val="21"/>
               </w:rPr>
-              <w:t> </w:t>
+              <w:t xml:space="preserve"> </w:t>
             </w:r>
             <w:r>
               <w:rPr>
@@ -829,14 +829,14 @@
                 <w:spacing w:val="9"/>
                 <w:sz w:val="21"/>
               </w:rPr>
-              <w:t> </w:t>
-            </w:r>
-            <w:r>
-              <w:rPr>
-                <w:rFonts w:ascii="Arial" w:hAnsi="Arial" w:cs="Arial" w:eastAsia="Arial"/>
-                <w:sz w:val="21"/>
-              </w:rPr>
-              <w:t>Colured</w:t>
+              <w:t xml:space="preserve"> </w:t>
+            </w:r>
+            <w:r>
+              <w:rPr>
+                <w:rFonts w:ascii="Arial" w:hAnsi="Arial" w:cs="Arial" w:eastAsia="Arial"/>
+                <w:sz w:val="21"/>
+              </w:rPr>
+              <w:t>Coloured</w:t>
             </w:r>
             <w:r>
               <w:rPr>
@@ -844,7 +844,7 @@
                 <w:spacing w:val="9"/>
                 <w:sz w:val="21"/>
               </w:rPr>
-              <w:t> </w:t>
+              <w:t xml:space="preserve"> </w:t>
             </w:r>
             <w:r>
               <w:rPr>
@@ -859,7 +859,7 @@
                 <w:spacing w:val="8"/>
                 <w:sz w:val="21"/>
               </w:rPr>
-              <w:t> </w:t>
+              <w:t xml:space="preserve"> </w:t>
             </w:r>
             <w:r>
               <w:rPr>
@@ -874,7 +874,7 @@
                 <w:spacing w:val="9"/>
                 <w:sz w:val="21"/>
               </w:rPr>
-              <w:t> </w:t>
+              <w:t xml:space="preserve"> </w:t>
             </w:r>
             <w:r>
               <w:rPr>
@@ -889,7 +889,7 @@
                 <w:spacing w:val="9"/>
                 <w:sz w:val="21"/>
               </w:rPr>
-              <w:t> </w:t>
+              <w:t xml:space="preserve"> </w:t>
             </w:r>
             <w:r>
               <w:rPr>
@@ -904,7 +904,7 @@
                 <w:spacing w:val="8"/>
                 <w:sz w:val="21"/>
               </w:rPr>
-              <w:t> </w:t>
+              <w:t xml:space="preserve"> </w:t>
             </w:r>
             <w:r>
               <w:rPr>
@@ -919,7 +919,7 @@
                 <w:spacing w:val="9"/>
                 <w:sz w:val="21"/>
               </w:rPr>
-              <w:t> </w:t>
+              <w:t xml:space="preserve"> </w:t>
             </w:r>
             <w:r>
               <w:rPr>
@@ -1014,7 +1014,7 @@
                 <w:spacing w:val="-8"/>
                 <w:sz w:val="21"/>
               </w:rPr>
-              <w:t> </w:t>
+              <w:t xml:space="preserve"> </w:t>
             </w:r>
             <w:r>
               <w:rPr>
@@ -1029,7 +1029,7 @@
                 <w:spacing w:val="-8"/>
                 <w:sz w:val="21"/>
               </w:rPr>
-              <w:t> </w:t>
+              <w:t xml:space="preserve"> </w:t>
             </w:r>
             <w:r>
               <w:rPr>
@@ -1044,7 +1044,7 @@
                 <w:spacing w:val="-8"/>
                 <w:sz w:val="21"/>
               </w:rPr>
-              <w:t> </w:t>
+              <w:t xml:space="preserve"> </w:t>
             </w:r>
             <w:r>
               <w:rPr>
@@ -1059,7 +1059,7 @@
                 <w:spacing w:val="-8"/>
                 <w:sz w:val="21"/>
               </w:rPr>
-              <w:t> </w:t>
+              <w:t xml:space="preserve"> </w:t>
             </w:r>
             <w:r>
               <w:rPr>
@@ -1074,7 +1074,7 @@
                 <w:spacing w:val="-8"/>
                 <w:sz w:val="21"/>
               </w:rPr>
-              <w:t> </w:t>
+              <w:t xml:space="preserve"> </w:t>
             </w:r>
             <w:r>
               <w:rPr>
@@ -1263,7 +1263,7 @@
                 <w:spacing w:val="-4"/>
                 <w:sz w:val="21"/>
               </w:rPr>
-              <w:t> </w:t>
+              <w:t xml:space="preserve"> </w:t>
             </w:r>
             <w:r>
               <w:rPr>
